--- a/klagomål/A 36591-2026 FSC-klagomål.docx
+++ b/klagomål/A 36591-2026 FSC-klagomål.docx
@@ -652,7 +652,7 @@
     <w:r>
       <w:tab/>
       <w:tab/>
-      <w:t>2026-09-14</w:t>
+      <w:t>2026-09-15</w:t>
       <w:br/>
       <w:br/>
     </w:r>

--- a/klagomål/A 36591-2026 FSC-klagomål.docx
+++ b/klagomål/A 36591-2026 FSC-klagomål.docx
@@ -652,7 +652,7 @@
     <w:r>
       <w:tab/>
       <w:tab/>
-      <w:t>2026-09-15</w:t>
+      <w:t>2026-09-16</w:t>
       <w:br/>
       <w:br/>
     </w:r>

--- a/klagomål/A 36591-2026 FSC-klagomål.docx
+++ b/klagomål/A 36591-2026 FSC-klagomål.docx
@@ -652,7 +652,7 @@
     <w:r>
       <w:tab/>
       <w:tab/>
-      <w:t>2026-09-16</w:t>
+      <w:t>2026-09-17</w:t>
       <w:br/>
       <w:br/>
     </w:r>

--- a/klagomål/A 36591-2026 FSC-klagomål.docx
+++ b/klagomål/A 36591-2026 FSC-klagomål.docx
@@ -652,7 +652,7 @@
     <w:r>
       <w:tab/>
       <w:tab/>
-      <w:t>2026-09-17</w:t>
+      <w:t>2026-09-18</w:t>
       <w:br/>
       <w:br/>
     </w:r>

--- a/klagomål/A 36591-2026 FSC-klagomål.docx
+++ b/klagomål/A 36591-2026 FSC-klagomål.docx
@@ -652,7 +652,7 @@
     <w:r>
       <w:tab/>
       <w:tab/>
-      <w:t>2026-09-18</w:t>
+      <w:t>2026-09-19</w:t>
       <w:br/>
       <w:br/>
     </w:r>

--- a/klagomål/A 36591-2026 FSC-klagomål.docx
+++ b/klagomål/A 36591-2026 FSC-klagomål.docx
@@ -652,7 +652,7 @@
     <w:r>
       <w:tab/>
       <w:tab/>
-      <w:t>2026-09-19</w:t>
+      <w:t>2026-09-21</w:t>
       <w:br/>
       <w:br/>
     </w:r>

--- a/klagomål/A 36591-2026 FSC-klagomål.docx
+++ b/klagomål/A 36591-2026 FSC-klagomål.docx
@@ -652,7 +652,7 @@
     <w:r>
       <w:tab/>
       <w:tab/>
-      <w:t>2026-09-21</w:t>
+      <w:t>2026-09-23</w:t>
       <w:br/>
       <w:br/>
     </w:r>

--- a/klagomål/A 36591-2026 FSC-klagomål.docx
+++ b/klagomål/A 36591-2026 FSC-klagomål.docx
@@ -652,7 +652,7 @@
     <w:r>
       <w:tab/>
       <w:tab/>
-      <w:t>2026-09-23</w:t>
+      <w:t>2026-09-24</w:t>
       <w:br/>
       <w:br/>
     </w:r>

--- a/klagomål/A 36591-2026 FSC-klagomål.docx
+++ b/klagomål/A 36591-2026 FSC-klagomål.docx
@@ -652,7 +652,7 @@
     <w:r>
       <w:tab/>
       <w:tab/>
-      <w:t>2026-09-24</w:t>
+      <w:t>2026-09-25</w:t>
       <w:br/>
       <w:br/>
     </w:r>

--- a/klagomål/A 36591-2026 FSC-klagomål.docx
+++ b/klagomål/A 36591-2026 FSC-klagomål.docx
@@ -652,7 +652,7 @@
     <w:r>
       <w:tab/>
       <w:tab/>
-      <w:t>2026-09-25</w:t>
+      <w:t>2026-09-26</w:t>
       <w:br/>
       <w:br/>
     </w:r>

--- a/klagomål/A 36591-2026 FSC-klagomål.docx
+++ b/klagomål/A 36591-2026 FSC-klagomål.docx
@@ -652,7 +652,7 @@
     <w:r>
       <w:tab/>
       <w:tab/>
-      <w:t>2026-09-26</w:t>
+      <w:t>2026-09-27</w:t>
       <w:br/>
       <w:br/>
     </w:r>

--- a/klagomål/A 36591-2026 FSC-klagomål.docx
+++ b/klagomål/A 36591-2026 FSC-klagomål.docx
@@ -652,7 +652,7 @@
     <w:r>
       <w:tab/>
       <w:tab/>
-      <w:t>2026-09-27</w:t>
+      <w:t>2026-09-28</w:t>
       <w:br/>
       <w:br/>
     </w:r>

--- a/klagomål/A 36591-2026 FSC-klagomål.docx
+++ b/klagomål/A 36591-2026 FSC-klagomål.docx
@@ -652,7 +652,7 @@
     <w:r>
       <w:tab/>
       <w:tab/>
-      <w:t>2026-09-28</w:t>
+      <w:t>2026-09-29</w:t>
       <w:br/>
       <w:br/>
     </w:r>

--- a/klagomål/A 36591-2026 FSC-klagomål.docx
+++ b/klagomål/A 36591-2026 FSC-klagomål.docx
@@ -652,7 +652,7 @@
     <w:r>
       <w:tab/>
       <w:tab/>
-      <w:t>2026-09-29</w:t>
+      <w:t>2026-09-30</w:t>
       <w:br/>
       <w:br/>
     </w:r>

--- a/klagomål/A 36591-2026 FSC-klagomål.docx
+++ b/klagomål/A 36591-2026 FSC-klagomål.docx
@@ -178,7 +178,7 @@
       <w:r>
         <w:drawing>
           <wp:inline xmlns:a="http://schemas.openxmlformats.org/drawingml/2006/main" xmlns:pic="http://schemas.openxmlformats.org/drawingml/2006/picture">
-            <wp:extent cx="5256182" cy="5724000"/>
+            <wp:extent cx="5473822" cy="5724000"/>
             <wp:docPr id="1" name="Picture 1"/>
             <wp:cNvGraphicFramePr>
               <a:graphicFrameLocks noChangeAspect="1"/>
@@ -199,7 +199,7 @@
                   <pic:spPr>
                     <a:xfrm>
                       <a:off x="0" y="0"/>
-                      <a:ext cx="5256182" cy="5724000"/>
+                      <a:ext cx="5473822" cy="5724000"/>
                     </a:xfrm>
                     <a:prstGeom prst="rect"/>
                   </pic:spPr>
@@ -216,12 +216,12 @@
         <w:spacing w:after="240"/>
       </w:pPr>
       <w:r>
-        <w:t>Figur 1. Fyndplatser för naturvårdsarter inom 15 meter från avverkningsanmälan. Markörer utan svart kant är placerade på fyndplatsen. Markörer med svart kant är placerade vid sidan av fyndplatsen och har ett svart streck som visar fyndplatsens exakta position. Kartans mittpunktskoordinat är N 6991030, E 517769 i SWEREF 99 TM.</w:t>
+        <w:t>Figur 1. Fyndplatser för naturvårdsarter inom 22 meter från avverkningsanmälan. Markörer utan svart kant är placerade på fyndplatsen. Markörer med svart kant är placerade vid sidan av fyndplatsen och har ett svart streck som visar fyndplatsens exakta position. Kartans mittpunktskoordinat är N 6991030, E 517769 i SWEREF 99 TM.</w:t>
       </w:r>
     </w:p>
     <w:p>
       <w:r>
-        <w:t>Inom 15 meter från avverkningsanmälan finns fynd av 4 naturvårdsarter, varav 3 är fridlysta och 2 är signalarter (S): gräsull (S), tvåblad (S, §8), brudsporre (§8) och fläcknycklar (§8). Se Figur 1.</w:t>
+        <w:t>Inom 22 meter från avverkningsanmälan finns fynd av 5 naturvårdsarter, varav 1 är rödlistad, 3 är fridlysta och 2 är signalarter (S): brunklöver (NT), gräsull (S), tvåblad (S, §8), brudsporre (§8) och fläcknycklar (§8). Se Figur 1.</w:t>
       </w:r>
     </w:p>
     <w:p>
@@ -337,7 +337,7 @@
         <w:rPr>
           <w:i/>
         </w:rPr>
-        <w:t>I det avverkningsanmälda skogsområdet har 4 naturvårdsarter varav 0 rödlistade arter sina livsmiljöer och växtplatser.</w:t>
+        <w:t>I det avverkningsanmälda skogsområdet har 5 naturvårdsarter varav 1 rödlistade arter sina livsmiljöer och växtplatser.</w:t>
       </w:r>
     </w:p>
     <w:p>
@@ -652,7 +652,7 @@
     <w:r>
       <w:tab/>
       <w:tab/>
-      <w:t>2026-09-30</w:t>
+      <w:t>2026-10-01</w:t>
       <w:br/>
       <w:br/>
     </w:r>

--- a/klagomål/A 36591-2026 FSC-klagomål.docx
+++ b/klagomål/A 36591-2026 FSC-klagomål.docx
@@ -652,7 +652,7 @@
     <w:r>
       <w:tab/>
       <w:tab/>
-      <w:t>2026-10-01</w:t>
+      <w:t>2026-10-02</w:t>
       <w:br/>
       <w:br/>
     </w:r>

--- a/klagomål/A 36591-2026 FSC-klagomål.docx
+++ b/klagomål/A 36591-2026 FSC-klagomål.docx
@@ -652,7 +652,7 @@
     <w:r>
       <w:tab/>
       <w:tab/>
-      <w:t>2026-10-02</w:t>
+      <w:t>2026-10-03</w:t>
       <w:br/>
       <w:br/>
     </w:r>

--- a/klagomål/A 36591-2026 FSC-klagomål.docx
+++ b/klagomål/A 36591-2026 FSC-klagomål.docx
@@ -652,7 +652,7 @@
     <w:r>
       <w:tab/>
       <w:tab/>
-      <w:t>2026-10-03</w:t>
+      <w:t>2026-10-04</w:t>
       <w:br/>
       <w:br/>
     </w:r>

--- a/klagomål/A 36591-2026 FSC-klagomål.docx
+++ b/klagomål/A 36591-2026 FSC-klagomål.docx
@@ -652,7 +652,7 @@
     <w:r>
       <w:tab/>
       <w:tab/>
-      <w:t>2026-10-04</w:t>
+      <w:t>2026-10-05</w:t>
       <w:br/>
       <w:br/>
     </w:r>

--- a/klagomål/A 36591-2026 FSC-klagomål.docx
+++ b/klagomål/A 36591-2026 FSC-klagomål.docx
@@ -652,7 +652,7 @@
     <w:r>
       <w:tab/>
       <w:tab/>
-      <w:t>2026-10-05</w:t>
+      <w:t>2026-10-06</w:t>
       <w:br/>
       <w:br/>
     </w:r>

--- a/klagomål/A 36591-2026 FSC-klagomål.docx
+++ b/klagomål/A 36591-2026 FSC-klagomål.docx
@@ -652,7 +652,7 @@
     <w:r>
       <w:tab/>
       <w:tab/>
-      <w:t>2026-10-06</w:t>
+      <w:t>2026-10-07</w:t>
       <w:br/>
       <w:br/>
     </w:r>

--- a/klagomål/A 36591-2026 FSC-klagomål.docx
+++ b/klagomål/A 36591-2026 FSC-klagomål.docx
@@ -652,7 +652,7 @@
     <w:r>
       <w:tab/>
       <w:tab/>
-      <w:t>2026-10-07</w:t>
+      <w:t>2026-10-08</w:t>
       <w:br/>
       <w:br/>
     </w:r>

--- a/klagomål/A 36591-2026 FSC-klagomål.docx
+++ b/klagomål/A 36591-2026 FSC-klagomål.docx
@@ -652,7 +652,7 @@
     <w:r>
       <w:tab/>
       <w:tab/>
-      <w:t>2026-10-08</w:t>
+      <w:t>2026-10-09</w:t>
       <w:br/>
       <w:br/>
     </w:r>

--- a/klagomål/A 36591-2026 FSC-klagomål.docx
+++ b/klagomål/A 36591-2026 FSC-klagomål.docx
@@ -652,7 +652,7 @@
     <w:r>
       <w:tab/>
       <w:tab/>
-      <w:t>2026-10-09</w:t>
+      <w:t>2026-10-10</w:t>
       <w:br/>
       <w:br/>
     </w:r>

--- a/klagomål/A 36591-2026 FSC-klagomål.docx
+++ b/klagomål/A 36591-2026 FSC-klagomål.docx
@@ -652,7 +652,7 @@
     <w:r>
       <w:tab/>
       <w:tab/>
-      <w:t>2026-10-10</w:t>
+      <w:t>2026-10-11</w:t>
       <w:br/>
       <w:br/>
     </w:r>

--- a/klagomål/A 36591-2026 FSC-klagomål.docx
+++ b/klagomål/A 36591-2026 FSC-klagomål.docx
@@ -652,7 +652,7 @@
     <w:r>
       <w:tab/>
       <w:tab/>
-      <w:t>2026-10-11</w:t>
+      <w:t>2026-10-12</w:t>
       <w:br/>
       <w:br/>
     </w:r>

--- a/klagomål/A 36591-2026 FSC-klagomål.docx
+++ b/klagomål/A 36591-2026 FSC-klagomål.docx
@@ -652,7 +652,7 @@
     <w:r>
       <w:tab/>
       <w:tab/>
-      <w:t>2026-10-12</w:t>
+      <w:t>2026-10-13</w:t>
       <w:br/>
       <w:br/>
     </w:r>

--- a/klagomål/A 36591-2026 FSC-klagomål.docx
+++ b/klagomål/A 36591-2026 FSC-klagomål.docx
@@ -652,7 +652,7 @@
     <w:r>
       <w:tab/>
       <w:tab/>
-      <w:t>2026-10-13</w:t>
+      <w:t>2026-10-14</w:t>
       <w:br/>
       <w:br/>
     </w:r>

--- a/klagomål/A 36591-2026 FSC-klagomål.docx
+++ b/klagomål/A 36591-2026 FSC-klagomål.docx
@@ -652,7 +652,7 @@
     <w:r>
       <w:tab/>
       <w:tab/>
-      <w:t>2026-10-14</w:t>
+      <w:t>2026-10-15</w:t>
       <w:br/>
       <w:br/>
     </w:r>

--- a/klagomål/A 36591-2026 FSC-klagomål.docx
+++ b/klagomål/A 36591-2026 FSC-klagomål.docx
@@ -652,7 +652,7 @@
     <w:r>
       <w:tab/>
       <w:tab/>
-      <w:t>2026-10-15</w:t>
+      <w:t>2026-10-16</w:t>
       <w:br/>
       <w:br/>
     </w:r>

--- a/klagomål/A 36591-2026 FSC-klagomål.docx
+++ b/klagomål/A 36591-2026 FSC-klagomål.docx
@@ -652,7 +652,7 @@
     <w:r>
       <w:tab/>
       <w:tab/>
-      <w:t>2026-10-16</w:t>
+      <w:t>2026-10-17</w:t>
       <w:br/>
       <w:br/>
     </w:r>

--- a/klagomål/A 36591-2026 FSC-klagomål.docx
+++ b/klagomål/A 36591-2026 FSC-klagomål.docx
@@ -652,7 +652,7 @@
     <w:r>
       <w:tab/>
       <w:tab/>
-      <w:t>2026-10-17</w:t>
+      <w:t>2026-10-18</w:t>
       <w:br/>
       <w:br/>
     </w:r>

--- a/klagomål/A 36591-2026 FSC-klagomål.docx
+++ b/klagomål/A 36591-2026 FSC-klagomål.docx
@@ -652,7 +652,7 @@
     <w:r>
       <w:tab/>
       <w:tab/>
-      <w:t>2026-10-18</w:t>
+      <w:t>2026-10-19</w:t>
       <w:br/>
       <w:br/>
     </w:r>

--- a/klagomål/A 36591-2026 FSC-klagomål.docx
+++ b/klagomål/A 36591-2026 FSC-klagomål.docx
@@ -652,7 +652,7 @@
     <w:r>
       <w:tab/>
       <w:tab/>
-      <w:t>2026-10-19</w:t>
+      <w:t>2026-10-20</w:t>
       <w:br/>
       <w:br/>
     </w:r>

--- a/klagomål/A 36591-2026 FSC-klagomål.docx
+++ b/klagomål/A 36591-2026 FSC-klagomål.docx
@@ -652,7 +652,7 @@
     <w:r>
       <w:tab/>
       <w:tab/>
-      <w:t>2026-10-20</w:t>
+      <w:t>2026-10-21</w:t>
       <w:br/>
       <w:br/>
     </w:r>

--- a/klagomål/A 36591-2026 FSC-klagomål.docx
+++ b/klagomål/A 36591-2026 FSC-klagomål.docx
@@ -652,7 +652,7 @@
     <w:r>
       <w:tab/>
       <w:tab/>
-      <w:t>2026-10-21</w:t>
+      <w:t>2026-10-22</w:t>
       <w:br/>
       <w:br/>
     </w:r>

--- a/klagomål/A 36591-2026 FSC-klagomål.docx
+++ b/klagomål/A 36591-2026 FSC-klagomål.docx
@@ -652,7 +652,7 @@
     <w:r>
       <w:tab/>
       <w:tab/>
-      <w:t>2026-10-22</w:t>
+      <w:t>2026-10-23</w:t>
       <w:br/>
       <w:br/>
     </w:r>

--- a/klagomål/A 36591-2026 FSC-klagomål.docx
+++ b/klagomål/A 36591-2026 FSC-klagomål.docx
@@ -652,7 +652,7 @@
     <w:r>
       <w:tab/>
       <w:tab/>
-      <w:t>2026-10-23</w:t>
+      <w:t>2026-10-24</w:t>
       <w:br/>
       <w:br/>
     </w:r>

--- a/klagomål/A 36591-2026 FSC-klagomål.docx
+++ b/klagomål/A 36591-2026 FSC-klagomål.docx
@@ -652,7 +652,7 @@
     <w:r>
       <w:tab/>
       <w:tab/>
-      <w:t>2026-10-24</w:t>
+      <w:t>2026-10-25</w:t>
       <w:br/>
       <w:br/>
     </w:r>

--- a/klagomål/A 36591-2026 FSC-klagomål.docx
+++ b/klagomål/A 36591-2026 FSC-klagomål.docx
@@ -652,7 +652,7 @@
     <w:r>
       <w:tab/>
       <w:tab/>
-      <w:t>2026-10-25</w:t>
+      <w:t>2026-10-26</w:t>
       <w:br/>
       <w:br/>
     </w:r>

--- a/klagomål/A 36591-2026 FSC-klagomål.docx
+++ b/klagomål/A 36591-2026 FSC-klagomål.docx
@@ -652,7 +652,7 @@
     <w:r>
       <w:tab/>
       <w:tab/>
-      <w:t>2026-10-26</w:t>
+      <w:t>2026-10-27</w:t>
       <w:br/>
       <w:br/>
     </w:r>

--- a/klagomål/A 36591-2026 FSC-klagomål.docx
+++ b/klagomål/A 36591-2026 FSC-klagomål.docx
@@ -652,7 +652,7 @@
     <w:r>
       <w:tab/>
       <w:tab/>
-      <w:t>2026-10-27</w:t>
+      <w:t>2026-10-28</w:t>
       <w:br/>
       <w:br/>
     </w:r>

--- a/klagomål/A 36591-2026 FSC-klagomål.docx
+++ b/klagomål/A 36591-2026 FSC-klagomål.docx
@@ -652,7 +652,7 @@
     <w:r>
       <w:tab/>
       <w:tab/>
-      <w:t>2026-10-28</w:t>
+      <w:t>2026-10-29</w:t>
       <w:br/>
       <w:br/>
     </w:r>

--- a/klagomål/A 36591-2026 FSC-klagomål.docx
+++ b/klagomål/A 36591-2026 FSC-klagomål.docx
@@ -652,7 +652,7 @@
     <w:r>
       <w:tab/>
       <w:tab/>
-      <w:t>2026-10-29</w:t>
+      <w:t>2026-10-31</w:t>
       <w:br/>
       <w:br/>
     </w:r>
